--- a/zhs/docx/080.content.docx
+++ b/zhs/docx/080.content.docx
@@ -19,7 +19,7 @@
         <w:rPr>
           <w:lang w:val="zh_CN" w:bidi="zh_CN"/>
         </w:rPr>
-        <w:t>Resource: 关键词 (SRV)</w:t>
+        <w:t>Resource: Familiarization, Internalization, Articulation (Fia) Terms</w:t>
       </w:r>
       <w:r>
         <w:rPr>
@@ -39,42 +39,61 @@
           <w:b/>
           <w:lang w:val="zh_CN" w:bidi="zh_CN"/>
         </w:rPr>
-        <w:t>Familiarization, Internalization, Articulation (FIA) Key Terms</w:t>
-      </w:r>
-      <w:r>
-        <w:rPr>
-          <w:lang w:val="zh_CN" w:bidi="zh_CN"/>
-        </w:rPr>
-        <w:t xml:space="preserve"> © 2023 SRV Partners Released under CC BY-SA 4.0 license. </w:t>
-      </w:r>
-      <w:r>
-        <w:rPr>
-          <w:lang w:val="zh_CN" w:bidi="zh_CN"/>
-        </w:rPr>
-        <w:t>Familiarization, Internalization, Articulation (FIA) Key Terms</w:t>
-      </w:r>
-      <w:r>
-        <w:rPr>
-          <w:lang w:val="zh_CN" w:bidi="zh_CN"/>
-        </w:rPr>
-        <w:t xml:space="preserve"> has been adapted in the following languages Tok Pisin, عربي, Français, हिंदी, Bahasa Indonesia, Português, Русский, Español, Kiswahili, 简体中文 from </w:t>
-      </w:r>
-      <w:r>
-        <w:rPr>
-          <w:lang w:val="zh_CN" w:bidi="zh_CN"/>
-        </w:rPr>
-        <w:t>Familiarization, Internalization, Articulation (FIA)</w:t>
-      </w:r>
-      <w:r>
-        <w:rPr>
-          <w:lang w:val="zh_CN" w:bidi="zh_CN"/>
-        </w:rPr>
-        <w:t xml:space="preserve"> © 2023 SRV Partners. Released under CC BY-SA 4.0 license by Mission Mutual</w:t>
-      </w:r>
-      <w:r>
-        <w:rPr>
-          <w:lang w:val="zh_CN" w:bidi="zh_CN"/>
-        </w:rPr>
+        <w:t>Familiarization, Internalization, Articulation (Fia) Terms</w:t>
+      </w:r>
+      <w:r>
+        <w:rPr>
+          <w:lang w:val="zh_CN" w:bidi="zh_CN"/>
+        </w:rPr>
+        <w:t xml:space="preserve"> (Chinese (Simplified)) is based on: </w:t>
+      </w:r>
+      <w:r>
+        <w:rPr>
+          <w:lang w:val="zh_CN" w:bidi="zh_CN"/>
+        </w:rPr>
+        <w:t>Familiarization, Internalization, Articulation (Fia) Terms</w:t>
+      </w:r>
+      <w:r>
+        <w:rPr>
+          <w:lang w:val="zh_CN" w:bidi="zh_CN"/>
+        </w:rPr>
+        <w:t xml:space="preserve">, </w:t>
+      </w:r>
+      <w:hyperlink r:id="rId13">
+        <w:r>
+          <w:rPr>
+            <w:lang w:val="zh_CN" w:bidi="zh_CN"/>
+          </w:rPr>
+          <w:rPr>
+            <w:color w:val="0000EE"/>
+            <w:u w:val="single"/>
+          </w:rPr>
+          <w:t>SRV Partners</w:t>
+        </w:r>
+      </w:hyperlink>
+      <w:r>
+        <w:rPr>
+          <w:lang w:val="zh_CN" w:bidi="zh_CN"/>
+        </w:rPr>
+        <w:t xml:space="preserve">, 2023, which is licensed under a </w:t>
+      </w:r>
+      <w:hyperlink r:id="rId14">
+        <w:r>
+          <w:rPr>
+            <w:lang w:val="zh_CN" w:bidi="zh_CN"/>
+          </w:rPr>
+          <w:rPr>
+            <w:color w:val="0000EE"/>
+            <w:u w:val="single"/>
+          </w:rPr>
+          <w:t>CC BY-SA 4.0 license</w:t>
+        </w:r>
+      </w:hyperlink>
+      <w:r>
+        <w:rPr>
+          <w:lang w:val="zh_CN" w:bidi="zh_CN"/>
+        </w:rPr>
+        <w:t>.</w:t>
       </w:r>
       <w:r>
         <w:rPr>
@@ -83,6 +102,30 @@
       </w:r>
     </w:p>
     <w:p>
+      <w:pPr/>
+      <w:r>
+        <w:rPr>
+          <w:lang w:val="zh_CN" w:bidi="zh_CN"/>
+        </w:rPr>
+      </w:r>
+      <w:r>
+        <w:rPr>
+          <w:lang w:val="zh_CN" w:bidi="zh_CN"/>
+        </w:rPr>
+        <w:t>This PDF version is provided under the same license.</w:t>
+      </w:r>
+      <w:r>
+        <w:rPr>
+          <w:lang w:val="zh_CN" w:bidi="zh_CN"/>
+        </w:rPr>
+      </w:r>
+      <w:r>
+        <w:rPr>
+          <w:lang w:val="zh_CN" w:bidi="zh_CN"/>
+        </w:rPr>
+      </w:r>
+    </w:p>
+    <w:p>
       <w:pPr>
         <w:pStyle w:val="Heading1"/>
       </w:pPr>
@@ -90,7 +133,7 @@
         <w:rPr>
           <w:lang w:val="zh_CN" w:bidi="zh_CN"/>
         </w:rPr>
-        <w:t>关键词 (SRV)</w:t>
+        <w:t>Familiarization, Internalization, Articulation (Fia) Terms</w:t>
       </w:r>
     </w:p>
     <w:p>
@@ -251,12 +294,23 @@
         <w:rPr>
           <w:lang w:val="zh_CN" w:bidi="zh_CN"/>
         </w:rPr>
-        <w:t>以利亚</w:t>
-      </w:r>
-      <w:r>
-        <w:rPr>
-          <w:lang w:val="zh_CN" w:bidi="zh_CN"/>
-        </w:rPr>
+        <w:t>医治</w:t>
+      </w:r>
+      <w:r>
+        <w:rPr>
+          <w:lang w:val="zh_CN" w:bidi="zh_CN"/>
+        </w:rPr>
+      </w:r>
+    </w:p>
+    <w:p>
+      <w:pPr>
+        <w:pStyle w:val="Heading4"/>
+      </w:pPr>
+      <w:r>
+        <w:rPr>
+          <w:lang w:val="zh_CN" w:bidi="zh_CN"/>
+        </w:rPr>
+        <w:t>Audio Content</w:t>
       </w:r>
     </w:p>
     <w:p>
@@ -266,30 +320,33 @@
           <w:lang w:val="zh_CN" w:bidi="zh_CN"/>
         </w:rPr>
       </w:r>
-      <w:r>
-        <w:rPr>
-          <w:b/>
-          <w:lang w:val="zh_CN" w:bidi="zh_CN"/>
-        </w:rPr>
-        <w:t>以利亚</w:t>
-      </w:r>
-      <w:r>
-        <w:rPr>
-          <w:lang w:val="zh_CN" w:bidi="zh_CN"/>
-        </w:rPr>
-        <w:t>是一位重要的</w:t>
-      </w:r>
-      <w:r>
-        <w:rPr>
-          <w:lang w:val="zh_CN" w:bidi="zh_CN"/>
-        </w:rPr>
-        <w:t>先知</w:t>
-      </w:r>
-      <w:r>
-        <w:rPr>
-          <w:lang w:val="zh_CN" w:bidi="zh_CN"/>
-        </w:rPr>
-        <w:t>，他生活在耶稣出生前大约八百年。先知是将神的信息传递给人们的人。</w:t>
+      <w:hyperlink r:id="rId15">
+        <w:r>
+          <w:rPr>
+            <w:lang w:val="zh_CN" w:bidi="zh_CN"/>
+          </w:rPr>
+          <w:rPr>
+            <w:color w:val="0000EE"/>
+            <w:u w:val="single"/>
+          </w:rPr>
+          <w:t>mp3 file</w:t>
+        </w:r>
+      </w:hyperlink>
+      <w:r>
+        <w:rPr>
+          <w:lang w:val="zh_CN" w:bidi="zh_CN"/>
+        </w:rPr>
+        <w:t xml:space="preserve"> (None KB)</w:t>
+      </w:r>
+      <w:r>
+        <w:rPr>
+          <w:lang w:val="zh_CN" w:bidi="zh_CN"/>
+        </w:rPr>
+      </w:r>
+      <w:r>
+        <w:rPr>
+          <w:lang w:val="zh_CN" w:bidi="zh_CN"/>
+        </w:rPr>
       </w:r>
     </w:p>
     <w:p>
@@ -299,72 +356,21 @@
           <w:lang w:val="zh_CN" w:bidi="zh_CN"/>
         </w:rPr>
       </w:r>
-      <w:r>
-        <w:rPr>
-          <w:lang w:val="zh_CN" w:bidi="zh_CN"/>
-        </w:rPr>
-        <w:t>以利亚生活在</w:t>
-      </w:r>
-      <w:r>
-        <w:rPr>
-          <w:lang w:val="zh_CN" w:bidi="zh_CN"/>
-        </w:rPr>
-        <w:t>以色列</w:t>
-      </w:r>
-      <w:r>
-        <w:rPr>
-          <w:lang w:val="zh_CN" w:bidi="zh_CN"/>
-        </w:rPr>
-        <w:t>被一些不顺服神的</w:t>
-      </w:r>
-      <w:r>
-        <w:rPr>
-          <w:lang w:val="zh_CN" w:bidi="zh_CN"/>
-        </w:rPr>
-        <w:t>王</w:t>
-      </w:r>
-      <w:r>
-        <w:rPr>
-          <w:lang w:val="zh_CN" w:bidi="zh_CN"/>
-        </w:rPr>
-        <w:t>统治的时代，这些王带领以色列人远离神。人们开始</w:t>
-      </w:r>
-      <w:r>
-        <w:rPr>
-          <w:lang w:val="zh_CN" w:bidi="zh_CN"/>
-        </w:rPr>
-        <w:t>敬拜</w:t>
-      </w:r>
-      <w:r>
-        <w:rPr>
-          <w:lang w:val="zh_CN" w:bidi="zh_CN"/>
-        </w:rPr>
-        <w:t>假的</w:t>
-      </w:r>
-      <w:r>
-        <w:rPr>
-          <w:lang w:val="zh_CN" w:bidi="zh_CN"/>
-        </w:rPr>
-        <w:t>神明</w:t>
-      </w:r>
-      <w:r>
-        <w:rPr>
-          <w:lang w:val="zh_CN" w:bidi="zh_CN"/>
-        </w:rPr>
-        <w:t>，尤其是一个名叫巴力的神。人们认为这个巴力负责降雨给人们。因此，以利亚告诉以色列王，他说多长的时间，以色列就不会再下雨多久！确实，有三年没有下雨，正因为如此，饥荒临到整个土地。在那之后，以利亚祷告，神再次降雨。这教导人们使雨降下的是</w:t>
-      </w:r>
-      <w:r>
-        <w:rPr>
-          <w:i/>
-          <w:lang w:val="zh_CN" w:bidi="zh_CN"/>
-        </w:rPr>
-        <w:t>神</w:t>
-      </w:r>
-      <w:r>
-        <w:rPr>
-          <w:lang w:val="zh_CN" w:bidi="zh_CN"/>
-        </w:rPr>
-        <w:t>，不是巴力！</w:t>
+    </w:p>
+    <w:p>
+      <w:pPr>
+        <w:pStyle w:val="Heading2"/>
+      </w:pPr>
+      <w:r>
+        <w:rPr>
+          <w:lang w:val="zh_CN" w:bidi="zh_CN"/>
+        </w:rPr>
+        <w:t>以利亚</w:t>
+      </w:r>
+      <w:r>
+        <w:rPr>
+          <w:lang w:val="zh_CN" w:bidi="zh_CN"/>
+        </w:rPr>
       </w:r>
     </w:p>
     <w:p>
@@ -376,9 +382,34 @@
       </w:r>
       <w:r>
         <w:rPr>
-          <w:lang w:val="zh_CN" w:bidi="zh_CN"/>
-        </w:rPr>
-        <w:t>以利亚在他的一生中行了几个神迹，与耶稣多年后要行的神迹相似。在饥荒期间，神通过以利亚赐给一个寡妇和她的儿子神迹般的食物。当寡妇的儿子死时，以利亚使这个孩子从死里复活。</w:t>
+          <w:b/>
+          <w:lang w:val="zh_CN" w:bidi="zh_CN"/>
+        </w:rPr>
+        <w:t>以利亚</w:t>
+      </w:r>
+      <w:r>
+        <w:rPr>
+          <w:lang w:val="zh_CN" w:bidi="zh_CN"/>
+        </w:rPr>
+        <w:t>是一位重要的</w:t>
+      </w:r>
+      <w:hyperlink r:id="rId16">
+        <w:r>
+          <w:rPr>
+            <w:lang w:val="zh_CN" w:bidi="zh_CN"/>
+          </w:rPr>
+          <w:rPr>
+            <w:color w:val="0000EE"/>
+            <w:u w:val="single"/>
+          </w:rPr>
+          <w:t>先知</w:t>
+        </w:r>
+      </w:hyperlink>
+      <w:r>
+        <w:rPr>
+          <w:lang w:val="zh_CN" w:bidi="zh_CN"/>
+        </w:rPr>
+        <w:t>，他生活在耶稣出生前大约八百年。先知是将神的信息传递给人们的人。</w:t>
       </w:r>
     </w:p>
     <w:p>
@@ -392,43 +423,92 @@
         <w:rPr>
           <w:lang w:val="zh_CN" w:bidi="zh_CN"/>
         </w:rPr>
-        <w:t>在他生命的最后，以利亚用他的</w:t>
-      </w:r>
-      <w:r>
-        <w:rPr>
-          <w:lang w:val="zh_CN" w:bidi="zh_CN"/>
-        </w:rPr>
-        <w:t>外衣</w:t>
-      </w:r>
-      <w:r>
-        <w:rPr>
-          <w:lang w:val="zh_CN" w:bidi="zh_CN"/>
-        </w:rPr>
-        <w:t>将</w:t>
-      </w:r>
-      <w:r>
-        <w:rPr>
-          <w:lang w:val="zh_CN" w:bidi="zh_CN"/>
-        </w:rPr>
-        <w:t>约旦河</w:t>
-      </w:r>
-      <w:r>
-        <w:rPr>
-          <w:lang w:val="zh_CN" w:bidi="zh_CN"/>
-        </w:rPr>
-        <w:t>的水分开，并从水中走过，到对岸去。这个</w:t>
-      </w:r>
-      <w:r>
-        <w:rPr>
-          <w:lang w:val="zh_CN" w:bidi="zh_CN"/>
-        </w:rPr>
-        <w:t>神迹</w:t>
-      </w:r>
-      <w:r>
-        <w:rPr>
-          <w:lang w:val="zh_CN" w:bidi="zh_CN"/>
-        </w:rPr>
-        <w:t>类似于摩西和约书亚在以利亚之前的几百年所行的神迹。以利亚和摩西之间有更多的相似之处：例如，两人都在西奈山上与神说话。在新约中，在耶稣死前几个星期，摩西和以利亚与耶稣一起出现在一座山的山顶上。</w:t>
+        <w:t>以利亚生活在</w:t>
+      </w:r>
+      <w:hyperlink r:id="rId17">
+        <w:r>
+          <w:rPr>
+            <w:lang w:val="zh_CN" w:bidi="zh_CN"/>
+          </w:rPr>
+          <w:rPr>
+            <w:color w:val="0000EE"/>
+            <w:u w:val="single"/>
+          </w:rPr>
+          <w:t>以色列</w:t>
+        </w:r>
+      </w:hyperlink>
+      <w:r>
+        <w:rPr>
+          <w:lang w:val="zh_CN" w:bidi="zh_CN"/>
+        </w:rPr>
+        <w:t>被一些不顺服神的</w:t>
+      </w:r>
+      <w:hyperlink r:id="rId18">
+        <w:r>
+          <w:rPr>
+            <w:lang w:val="zh_CN" w:bidi="zh_CN"/>
+          </w:rPr>
+          <w:rPr>
+            <w:color w:val="0000EE"/>
+            <w:u w:val="single"/>
+          </w:rPr>
+          <w:t>王</w:t>
+        </w:r>
+      </w:hyperlink>
+      <w:r>
+        <w:rPr>
+          <w:lang w:val="zh_CN" w:bidi="zh_CN"/>
+        </w:rPr>
+        <w:t>统治的时代，这些王带领以色列人远离神。人们开始</w:t>
+      </w:r>
+      <w:hyperlink r:id="rId19">
+        <w:r>
+          <w:rPr>
+            <w:lang w:val="zh_CN" w:bidi="zh_CN"/>
+          </w:rPr>
+          <w:rPr>
+            <w:color w:val="0000EE"/>
+            <w:u w:val="single"/>
+          </w:rPr>
+          <w:t>敬拜</w:t>
+        </w:r>
+      </w:hyperlink>
+      <w:r>
+        <w:rPr>
+          <w:lang w:val="zh_CN" w:bidi="zh_CN"/>
+        </w:rPr>
+        <w:t>假的</w:t>
+      </w:r>
+      <w:hyperlink r:id="rId20">
+        <w:r>
+          <w:rPr>
+            <w:lang w:val="zh_CN" w:bidi="zh_CN"/>
+          </w:rPr>
+          <w:rPr>
+            <w:color w:val="0000EE"/>
+            <w:u w:val="single"/>
+          </w:rPr>
+          <w:t>神明</w:t>
+        </w:r>
+      </w:hyperlink>
+      <w:r>
+        <w:rPr>
+          <w:lang w:val="zh_CN" w:bidi="zh_CN"/>
+        </w:rPr>
+        <w:t>，尤其是一个名叫巴力的神。人们认为这个巴力负责降雨给人们。因此，以利亚告诉以色列王，他说多长的时间，以色列就不会再下雨多久！确实，有三年没有下雨，正因为如此，饥荒临到整个土地。在那之后，以利亚祷告，神再次降雨。这教导人们使雨降下的是</w:t>
+      </w:r>
+      <w:r>
+        <w:rPr>
+          <w:i/>
+          <w:lang w:val="zh_CN" w:bidi="zh_CN"/>
+        </w:rPr>
+        <w:t>神</w:t>
+      </w:r>
+      <w:r>
+        <w:rPr>
+          <w:lang w:val="zh_CN" w:bidi="zh_CN"/>
+        </w:rPr>
+        <w:t>，不是巴力！</w:t>
       </w:r>
     </w:p>
     <w:p>
@@ -442,19 +522,7 @@
         <w:rPr>
           <w:lang w:val="zh_CN" w:bidi="zh_CN"/>
         </w:rPr>
-        <w:t>以利亚没有像其他人一样死去。神用战车将以利亚带到</w:t>
-      </w:r>
-      <w:r>
-        <w:rPr>
-          <w:lang w:val="zh_CN" w:bidi="zh_CN"/>
-        </w:rPr>
-        <w:t>天上</w:t>
-      </w:r>
-      <w:r>
-        <w:rPr>
-          <w:lang w:val="zh_CN" w:bidi="zh_CN"/>
-        </w:rPr>
-        <w:t>，战车是一辆带火的、有马拉的小车。以利亚的助手，名叫以利沙，成为接替以利亚的人。</w:t>
+        <w:t>以利亚在他的一生中行了几个神迹，与耶稣多年后要行的神迹相似。在饥荒期间，神通过以利亚赐给一个寡妇和她的儿子神迹般的食物。当寡妇的儿子死时，以利亚使这个孩子从死里复活。</w:t>
       </w:r>
     </w:p>
     <w:p>
@@ -468,53 +536,61 @@
         <w:rPr>
           <w:lang w:val="zh_CN" w:bidi="zh_CN"/>
         </w:rPr>
-        <w:t>先知玛拉基的书写于以利亚死后数百年，神在这卷书中对以色列人说，在神回来审判整个世界之前，神会差遣先知以利亚。这意味着神会差遣另一位像以利亚一样的先知。这个新以利亚会使以色列人</w:t>
-      </w:r>
-      <w:r>
-        <w:rPr>
-          <w:lang w:val="zh_CN" w:bidi="zh_CN"/>
-        </w:rPr>
-        <w:t>悔改</w:t>
-      </w:r>
-      <w:r>
-        <w:rPr>
-          <w:lang w:val="zh_CN" w:bidi="zh_CN"/>
-        </w:rPr>
-        <w:t>，这样他们就会预备好接受神。耶稣后来向他的</w:t>
-      </w:r>
-      <w:r>
-        <w:rPr>
-          <w:lang w:val="zh_CN" w:bidi="zh_CN"/>
-        </w:rPr>
-        <w:t>门徒</w:t>
-      </w:r>
-      <w:r>
-        <w:rPr>
-          <w:lang w:val="zh_CN" w:bidi="zh_CN"/>
-        </w:rPr>
-        <w:t>解释，</w:t>
-      </w:r>
-      <w:r>
-        <w:rPr>
-          <w:lang w:val="zh_CN" w:bidi="zh_CN"/>
-        </w:rPr>
-        <w:t>施洗约翰</w:t>
-      </w:r>
-      <w:r>
-        <w:rPr>
-          <w:lang w:val="zh_CN" w:bidi="zh_CN"/>
-        </w:rPr>
-        <w:t>就是玛拉基所说的那位以利亚。这并不意味着约翰真的是以利亚，而是说约翰是像以利亚一样的人。约翰正在做与神交给以利亚的任务相同的任务，告诉以色列人要悔改。</w:t>
-      </w:r>
-      <w:r>
-        <w:rPr>
-          <w:lang w:val="zh_CN" w:bidi="zh_CN"/>
-        </w:rPr>
-      </w:r>
-      <w:r>
-        <w:rPr>
-          <w:lang w:val="zh_CN" w:bidi="zh_CN"/>
-        </w:rPr>
+        <w:t>在他生命的最后，以利亚用他的</w:t>
+      </w:r>
+      <w:hyperlink r:id="rId21">
+        <w:r>
+          <w:rPr>
+            <w:lang w:val="zh_CN" w:bidi="zh_CN"/>
+          </w:rPr>
+          <w:rPr>
+            <w:color w:val="0000EE"/>
+            <w:u w:val="single"/>
+          </w:rPr>
+          <w:t>外衣</w:t>
+        </w:r>
+      </w:hyperlink>
+      <w:r>
+        <w:rPr>
+          <w:lang w:val="zh_CN" w:bidi="zh_CN"/>
+        </w:rPr>
+        <w:t>将</w:t>
+      </w:r>
+      <w:hyperlink r:id="rId22">
+        <w:r>
+          <w:rPr>
+            <w:lang w:val="zh_CN" w:bidi="zh_CN"/>
+          </w:rPr>
+          <w:rPr>
+            <w:color w:val="0000EE"/>
+            <w:u w:val="single"/>
+          </w:rPr>
+          <w:t>约旦河</w:t>
+        </w:r>
+      </w:hyperlink>
+      <w:r>
+        <w:rPr>
+          <w:lang w:val="zh_CN" w:bidi="zh_CN"/>
+        </w:rPr>
+        <w:t>的水分开，并从水中走过，到对岸去。这个</w:t>
+      </w:r>
+      <w:hyperlink r:id="rId23">
+        <w:r>
+          <w:rPr>
+            <w:lang w:val="zh_CN" w:bidi="zh_CN"/>
+          </w:rPr>
+          <w:rPr>
+            <w:color w:val="0000EE"/>
+            <w:u w:val="single"/>
+          </w:rPr>
+          <w:t>神迹</w:t>
+        </w:r>
+      </w:hyperlink>
+      <w:r>
+        <w:rPr>
+          <w:lang w:val="zh_CN" w:bidi="zh_CN"/>
+        </w:rPr>
+        <w:t>类似于摩西和约书亚在以利亚之前的几百年所行的神迹。以利亚和摩西之间有更多的相似之处：例如，两人都在西奈山上与神说话。在新约中，在耶稣死前几个星期，摩西和以利亚与耶稣一起出现在一座山的山顶上。</w:t>
       </w:r>
     </w:p>
     <w:p>
@@ -524,21 +600,29 @@
           <w:lang w:val="zh_CN" w:bidi="zh_CN"/>
         </w:rPr>
       </w:r>
-    </w:p>
-    <w:p>
-      <w:pPr>
-        <w:pStyle w:val="Heading2"/>
-      </w:pPr>
-      <w:r>
-        <w:rPr>
-          <w:lang w:val="zh_CN" w:bidi="zh_CN"/>
-        </w:rPr>
-        <w:t>以赛亚</w:t>
-      </w:r>
-      <w:r>
-        <w:rPr>
-          <w:lang w:val="zh_CN" w:bidi="zh_CN"/>
-        </w:rPr>
+      <w:r>
+        <w:rPr>
+          <w:lang w:val="zh_CN" w:bidi="zh_CN"/>
+        </w:rPr>
+        <w:t>以利亚没有像其他人一样死去。神用战车将以利亚带到</w:t>
+      </w:r>
+      <w:hyperlink r:id="rId24">
+        <w:r>
+          <w:rPr>
+            <w:lang w:val="zh_CN" w:bidi="zh_CN"/>
+          </w:rPr>
+          <w:rPr>
+            <w:color w:val="0000EE"/>
+            <w:u w:val="single"/>
+          </w:rPr>
+          <w:t>天上</w:t>
+        </w:r>
+      </w:hyperlink>
+      <w:r>
+        <w:rPr>
+          <w:lang w:val="zh_CN" w:bidi="zh_CN"/>
+        </w:rPr>
+        <w:t>，战车是一辆带火的、有马拉的小车。以利亚的助手，名叫以利沙，成为接替以利亚的人。</w:t>
       </w:r>
     </w:p>
     <w:p>
@@ -550,28 +634,73 @@
       </w:r>
       <w:r>
         <w:rPr>
-          <w:b/>
-          <w:lang w:val="zh_CN" w:bidi="zh_CN"/>
-        </w:rPr>
-        <w:t>以赛亚</w:t>
-      </w:r>
-      <w:r>
-        <w:rPr>
-          <w:lang w:val="zh_CN" w:bidi="zh_CN"/>
-        </w:rPr>
-        <w:t>是一位</w:t>
-      </w:r>
-      <w:r>
-        <w:rPr>
-          <w:lang w:val="zh_CN" w:bidi="zh_CN"/>
-        </w:rPr>
-        <w:t>先知</w:t>
-      </w:r>
-      <w:r>
-        <w:rPr>
-          <w:lang w:val="zh_CN" w:bidi="zh_CN"/>
-        </w:rPr>
-        <w:t>，生活在耶稣出生前大约700年。 先知是一个将神的信息传递给百姓的人。 以赛亚的许多信息都被写下来，我们可以在一本名为以赛亚书的书卷中读到它们。</w:t>
+          <w:lang w:val="zh_CN" w:bidi="zh_CN"/>
+        </w:rPr>
+        <w:t>先知玛拉基的书写于以利亚死后数百年，神在这卷书中对以色列人说，在神回来审判整个世界之前，神会差遣先知以利亚。这意味着神会差遣另一位像以利亚一样的先知。这个新以利亚会使以色列人</w:t>
+      </w:r>
+      <w:hyperlink r:id="rId25">
+        <w:r>
+          <w:rPr>
+            <w:lang w:val="zh_CN" w:bidi="zh_CN"/>
+          </w:rPr>
+          <w:rPr>
+            <w:color w:val="0000EE"/>
+            <w:u w:val="single"/>
+          </w:rPr>
+          <w:t>悔改</w:t>
+        </w:r>
+      </w:hyperlink>
+      <w:r>
+        <w:rPr>
+          <w:lang w:val="zh_CN" w:bidi="zh_CN"/>
+        </w:rPr>
+        <w:t>，这样他们就会预备好接受神。耶稣后来向他的</w:t>
+      </w:r>
+      <w:hyperlink r:id="rId26">
+        <w:r>
+          <w:rPr>
+            <w:lang w:val="zh_CN" w:bidi="zh_CN"/>
+          </w:rPr>
+          <w:rPr>
+            <w:color w:val="0000EE"/>
+            <w:u w:val="single"/>
+          </w:rPr>
+          <w:t>门徒</w:t>
+        </w:r>
+      </w:hyperlink>
+      <w:r>
+        <w:rPr>
+          <w:lang w:val="zh_CN" w:bidi="zh_CN"/>
+        </w:rPr>
+        <w:t>解释，</w:t>
+      </w:r>
+      <w:hyperlink r:id="rId27">
+        <w:r>
+          <w:rPr>
+            <w:lang w:val="zh_CN" w:bidi="zh_CN"/>
+          </w:rPr>
+          <w:rPr>
+            <w:color w:val="0000EE"/>
+            <w:u w:val="single"/>
+          </w:rPr>
+          <w:t>施洗约翰</w:t>
+        </w:r>
+      </w:hyperlink>
+      <w:r>
+        <w:rPr>
+          <w:lang w:val="zh_CN" w:bidi="zh_CN"/>
+        </w:rPr>
+        <w:t>就是玛拉基所说的那位以利亚。这并不意味着约翰真的是以利亚，而是说约翰是像以利亚一样的人。约翰正在做与神交给以利亚的任务相同的任务，告诉以色列人要悔改。</w:t>
+      </w:r>
+      <w:r>
+        <w:rPr>
+          <w:lang w:val="zh_CN" w:bidi="zh_CN"/>
+        </w:rPr>
+      </w:r>
+      <w:r>
+        <w:rPr>
+          <w:lang w:val="zh_CN" w:bidi="zh_CN"/>
+        </w:rPr>
       </w:r>
     </w:p>
     <w:p>
@@ -581,87 +710,32 @@
           <w:lang w:val="zh_CN" w:bidi="zh_CN"/>
         </w:rPr>
       </w:r>
-      <w:r>
-        <w:rPr>
-          <w:lang w:val="zh_CN" w:bidi="zh_CN"/>
-        </w:rPr>
-        <w:t>在以赛亚活着的时候，</w:t>
-      </w:r>
-      <w:r>
-        <w:rPr>
-          <w:lang w:val="zh_CN" w:bidi="zh_CN"/>
-        </w:rPr>
-        <w:t>以色列</w:t>
-      </w:r>
-      <w:r>
-        <w:rPr>
-          <w:lang w:val="zh_CN" w:bidi="zh_CN"/>
-        </w:rPr>
-        <w:t>国</w:t>
-      </w:r>
-      <w:r>
-        <w:rPr>
-          <w:lang w:val="zh_CN" w:bidi="zh_CN"/>
-        </w:rPr>
-        <w:t>被分裂为两部分。 北部被称为以色列，南部被称为</w:t>
-      </w:r>
-      <w:r>
-        <w:rPr>
-          <w:lang w:val="zh_CN" w:bidi="zh_CN"/>
-        </w:rPr>
-        <w:t>犹大</w:t>
-      </w:r>
-      <w:r>
-        <w:rPr>
-          <w:lang w:val="zh_CN" w:bidi="zh_CN"/>
-        </w:rPr>
-        <w:t>。 以赛亚特别向犹大人传递了他的信息。 许多犹大人</w:t>
-      </w:r>
-      <w:r>
-        <w:rPr>
-          <w:lang w:val="zh_CN" w:bidi="zh_CN"/>
-        </w:rPr>
-        <w:t>敬拜</w:t>
-      </w:r>
-      <w:r>
-        <w:rPr>
-          <w:lang w:val="zh_CN" w:bidi="zh_CN"/>
-        </w:rPr>
-        <w:t>假</w:t>
-      </w:r>
-      <w:r>
-        <w:rPr>
-          <w:lang w:val="zh_CN" w:bidi="zh_CN"/>
-        </w:rPr>
-        <w:t>神</w:t>
-      </w:r>
-      <w:r>
-        <w:rPr>
-          <w:lang w:val="zh_CN" w:bidi="zh_CN"/>
-        </w:rPr>
-        <w:t>，不遵守神赐给他们的良善的律法。 以赛亚一次又一次警告百姓，他们应该</w:t>
-      </w:r>
-      <w:r>
-        <w:rPr>
-          <w:lang w:val="zh_CN" w:bidi="zh_CN"/>
-        </w:rPr>
-        <w:t>悔改</w:t>
-      </w:r>
-      <w:r>
-        <w:rPr>
-          <w:lang w:val="zh_CN" w:bidi="zh_CN"/>
-        </w:rPr>
-        <w:t>并开始顺服神，因为神会惩罚他们。 但以赛亚也给了人们盼望的信息。 他告诉他们神会差遣一个人来使事情重归正轨。 神在耶稣身上实现了使事情回归正轨的应许。</w:t>
-      </w:r>
-      <w:r>
-        <w:rPr>
-          <w:lang w:val="zh_CN" w:bidi="zh_CN"/>
-        </w:rPr>
-      </w:r>
-      <w:r>
-        <w:rPr>
-          <w:lang w:val="zh_CN" w:bidi="zh_CN"/>
-        </w:rPr>
+    </w:p>
+    <w:p>
+      <w:pPr>
+        <w:pStyle w:val="Heading2"/>
+      </w:pPr>
+      <w:r>
+        <w:rPr>
+          <w:lang w:val="zh_CN" w:bidi="zh_CN"/>
+        </w:rPr>
+        <w:t>以利亚</w:t>
+      </w:r>
+      <w:r>
+        <w:rPr>
+          <w:lang w:val="zh_CN" w:bidi="zh_CN"/>
+        </w:rPr>
+      </w:r>
+    </w:p>
+    <w:p>
+      <w:pPr>
+        <w:pStyle w:val="Heading4"/>
+      </w:pPr>
+      <w:r>
+        <w:rPr>
+          <w:lang w:val="zh_CN" w:bidi="zh_CN"/>
+        </w:rPr>
+        <w:t>Audio Content</w:t>
       </w:r>
     </w:p>
     <w:p>
@@ -671,16 +745,28 @@
           <w:lang w:val="zh_CN" w:bidi="zh_CN"/>
         </w:rPr>
       </w:r>
-    </w:p>
-    <w:p>
-      <w:pPr>
-        <w:pStyle w:val="Heading2"/>
-      </w:pPr>
-      <w:r>
-        <w:rPr>
-          <w:lang w:val="zh_CN" w:bidi="zh_CN"/>
-        </w:rPr>
-        <w:t>意、心意、心里、心思、意念、悟性、理智、心地</w:t>
+      <w:hyperlink r:id="rId15">
+        <w:r>
+          <w:rPr>
+            <w:lang w:val="zh_CN" w:bidi="zh_CN"/>
+          </w:rPr>
+          <w:rPr>
+            <w:color w:val="0000EE"/>
+            <w:u w:val="single"/>
+          </w:rPr>
+          <w:t>mp3 file</w:t>
+        </w:r>
+      </w:hyperlink>
+      <w:r>
+        <w:rPr>
+          <w:lang w:val="zh_CN" w:bidi="zh_CN"/>
+        </w:rPr>
+        <w:t xml:space="preserve"> (None KB)</w:t>
+      </w:r>
+      <w:r>
+        <w:rPr>
+          <w:lang w:val="zh_CN" w:bidi="zh_CN"/>
+        </w:rPr>
       </w:r>
       <w:r>
         <w:rPr>
@@ -695,54 +781,21 @@
           <w:lang w:val="zh_CN" w:bidi="zh_CN"/>
         </w:rPr>
       </w:r>
-      <w:r>
-        <w:rPr>
-          <w:b/>
-          <w:lang w:val="zh_CN" w:bidi="zh_CN"/>
-        </w:rPr>
-        <w:t>意</w:t>
-      </w:r>
-      <w:r>
-        <w:rPr>
-          <w:lang w:val="zh_CN" w:bidi="zh_CN"/>
-        </w:rPr>
-        <w:t>是指一个人的思想、理解和智力。 在</w:t>
-      </w:r>
-      <w:r>
-        <w:rPr>
-          <w:lang w:val="zh_CN" w:bidi="zh_CN"/>
-        </w:rPr>
-        <w:t>希伯来文</w:t>
-      </w:r>
-      <w:r>
-        <w:rPr>
-          <w:lang w:val="zh_CN" w:bidi="zh_CN"/>
-        </w:rPr>
-        <w:t>，旧约所使用的语言中，"</w:t>
-      </w:r>
-      <w:r>
-        <w:rPr>
-          <w:lang w:val="zh_CN" w:bidi="zh_CN"/>
-        </w:rPr>
-        <w:t>心</w:t>
-      </w:r>
-      <w:r>
-        <w:rPr>
-          <w:lang w:val="zh_CN" w:bidi="zh_CN"/>
-        </w:rPr>
-        <w:t>"与"意"是同一个词。在</w:t>
-      </w:r>
-      <w:r>
-        <w:rPr>
-          <w:lang w:val="zh_CN" w:bidi="zh_CN"/>
-        </w:rPr>
-        <w:t>希腊文</w:t>
-      </w:r>
-      <w:r>
-        <w:rPr>
-          <w:lang w:val="zh_CN" w:bidi="zh_CN"/>
-        </w:rPr>
-        <w:t>，新约的语言中，意与心略有不同。 在希腊文中，"心"这个词更强调感受，而"意"这个词更强调人的想法、智力和意愿。</w:t>
+    </w:p>
+    <w:p>
+      <w:pPr>
+        <w:pStyle w:val="Heading2"/>
+      </w:pPr>
+      <w:r>
+        <w:rPr>
+          <w:lang w:val="zh_CN" w:bidi="zh_CN"/>
+        </w:rPr>
+        <w:t>以赛亚</w:t>
+      </w:r>
+      <w:r>
+        <w:rPr>
+          <w:lang w:val="zh_CN" w:bidi="zh_CN"/>
+        </w:rPr>
       </w:r>
     </w:p>
     <w:p>
@@ -757,7 +810,31 @@
           <w:b/>
           <w:lang w:val="zh_CN" w:bidi="zh_CN"/>
         </w:rPr>
-        <w:t>当你翻译"意"时，要注意以下几个事项：</w:t>
+        <w:t>以赛亚</w:t>
+      </w:r>
+      <w:r>
+        <w:rPr>
+          <w:lang w:val="zh_CN" w:bidi="zh_CN"/>
+        </w:rPr>
+        <w:t>是一位</w:t>
+      </w:r>
+      <w:hyperlink r:id="rId16">
+        <w:r>
+          <w:rPr>
+            <w:lang w:val="zh_CN" w:bidi="zh_CN"/>
+          </w:rPr>
+          <w:rPr>
+            <w:color w:val="0000EE"/>
+            <w:u w:val="single"/>
+          </w:rPr>
+          <w:t>先知</w:t>
+        </w:r>
+      </w:hyperlink>
+      <w:r>
+        <w:rPr>
+          <w:lang w:val="zh_CN" w:bidi="zh_CN"/>
+        </w:rPr>
+        <w:t>，生活在耶稣出生前大约700年。 先知是一个将神的信息传递给百姓的人。 以赛亚的许多信息都被写下来，我们可以在一本名为以赛亚书的书卷中读到它们。</w:t>
       </w:r>
     </w:p>
     <w:p>
@@ -771,7 +848,119 @@
         <w:rPr>
           <w:lang w:val="zh_CN" w:bidi="zh_CN"/>
         </w:rPr>
-        <w:t>请注意，你还需要有一个词来表示"心"、"灵魂"和"灵"。意、心、灵魂和灵这些词都与人的内在，不可见的部分有关，但每个词的用法都略有不同。你可能想要听取这些词语中每个词语的解释，然后一起讨论这四个词语。 然后，你就可以决定如何翻译这些词语中的每个词语。 但请记住，在每一段经文中，你都需要重新思考，你是否选择了正确的翻译。</w:t>
+        <w:t>在以赛亚活着的时候，</w:t>
+      </w:r>
+      <w:hyperlink r:id="rId17">
+        <w:r>
+          <w:rPr>
+            <w:lang w:val="zh_CN" w:bidi="zh_CN"/>
+          </w:rPr>
+          <w:rPr>
+            <w:color w:val="0000EE"/>
+            <w:u w:val="single"/>
+          </w:rPr>
+          <w:t>以色列</w:t>
+        </w:r>
+      </w:hyperlink>
+      <w:hyperlink r:id="rId28">
+        <w:r>
+          <w:rPr>
+            <w:lang w:val="zh_CN" w:bidi="zh_CN"/>
+          </w:rPr>
+          <w:rPr>
+            <w:color w:val="0000EE"/>
+            <w:u w:val="single"/>
+          </w:rPr>
+          <w:t>国</w:t>
+        </w:r>
+      </w:hyperlink>
+      <w:r>
+        <w:rPr>
+          <w:lang w:val="zh_CN" w:bidi="zh_CN"/>
+        </w:rPr>
+        <w:t>被分裂为两部分。 北部被称为以色列，南部被称为</w:t>
+      </w:r>
+      <w:hyperlink r:id="rId29">
+        <w:r>
+          <w:rPr>
+            <w:lang w:val="zh_CN" w:bidi="zh_CN"/>
+          </w:rPr>
+          <w:rPr>
+            <w:color w:val="0000EE"/>
+            <w:u w:val="single"/>
+          </w:rPr>
+          <w:t>犹大</w:t>
+        </w:r>
+      </w:hyperlink>
+      <w:r>
+        <w:rPr>
+          <w:lang w:val="zh_CN" w:bidi="zh_CN"/>
+        </w:rPr>
+        <w:t>。 以赛亚特别向犹大人传递了他的信息。 许多犹大人</w:t>
+      </w:r>
+      <w:hyperlink r:id="rId19">
+        <w:r>
+          <w:rPr>
+            <w:lang w:val="zh_CN" w:bidi="zh_CN"/>
+          </w:rPr>
+          <w:rPr>
+            <w:color w:val="0000EE"/>
+            <w:u w:val="single"/>
+          </w:rPr>
+          <w:t>敬拜</w:t>
+        </w:r>
+      </w:hyperlink>
+      <w:r>
+        <w:rPr>
+          <w:lang w:val="zh_CN" w:bidi="zh_CN"/>
+        </w:rPr>
+        <w:t>假</w:t>
+      </w:r>
+      <w:hyperlink r:id="rId30">
+        <w:r>
+          <w:rPr>
+            <w:lang w:val="zh_CN" w:bidi="zh_CN"/>
+          </w:rPr>
+          <w:rPr>
+            <w:color w:val="0000EE"/>
+            <w:u w:val="single"/>
+          </w:rPr>
+          <w:t>神</w:t>
+        </w:r>
+      </w:hyperlink>
+      <w:r>
+        <w:rPr>
+          <w:lang w:val="zh_CN" w:bidi="zh_CN"/>
+        </w:rPr>
+        <w:t>，不遵守神赐给他们的良善的律法。 以赛亚一次又一次警告百姓，他们应该</w:t>
+      </w:r>
+      <w:hyperlink r:id="rId25">
+        <w:r>
+          <w:rPr>
+            <w:lang w:val="zh_CN" w:bidi="zh_CN"/>
+          </w:rPr>
+          <w:rPr>
+            <w:color w:val="0000EE"/>
+            <w:u w:val="single"/>
+          </w:rPr>
+          <w:t>悔改</w:t>
+        </w:r>
+      </w:hyperlink>
+      <w:r>
+        <w:rPr>
+          <w:lang w:val="zh_CN" w:bidi="zh_CN"/>
+        </w:rPr>
+        <w:t>并开始顺服神，因为神会惩罚他们。 但以赛亚也给了人们盼望的信息。 他告诉他们神会差遣一个人来使事情重归正轨。 神在耶稣身上实现了使事情回归正轨的应许。</w:t>
+      </w:r>
+      <w:r>
+        <w:rPr>
+          <w:lang w:val="zh_CN" w:bidi="zh_CN"/>
+        </w:rPr>
+      </w:r>
+      <w:r>
+        <w:rPr>
+          <w:lang w:val="zh_CN" w:bidi="zh_CN"/>
+        </w:rPr>
       </w:r>
     </w:p>
     <w:p>
@@ -781,6 +970,205 @@
           <w:lang w:val="zh_CN" w:bidi="zh_CN"/>
         </w:rPr>
       </w:r>
+    </w:p>
+    <w:p>
+      <w:pPr>
+        <w:pStyle w:val="Heading2"/>
+      </w:pPr>
+      <w:r>
+        <w:rPr>
+          <w:lang w:val="zh_CN" w:bidi="zh_CN"/>
+        </w:rPr>
+        <w:t>以赛亚</w:t>
+      </w:r>
+      <w:r>
+        <w:rPr>
+          <w:lang w:val="zh_CN" w:bidi="zh_CN"/>
+        </w:rPr>
+      </w:r>
+    </w:p>
+    <w:p>
+      <w:pPr>
+        <w:pStyle w:val="Heading4"/>
+      </w:pPr>
+      <w:r>
+        <w:rPr>
+          <w:lang w:val="zh_CN" w:bidi="zh_CN"/>
+        </w:rPr>
+        <w:t>Audio Content</w:t>
+      </w:r>
+    </w:p>
+    <w:p>
+      <w:pPr/>
+      <w:r>
+        <w:rPr>
+          <w:lang w:val="zh_CN" w:bidi="zh_CN"/>
+        </w:rPr>
+      </w:r>
+      <w:hyperlink r:id="rId15">
+        <w:r>
+          <w:rPr>
+            <w:lang w:val="zh_CN" w:bidi="zh_CN"/>
+          </w:rPr>
+          <w:rPr>
+            <w:color w:val="0000EE"/>
+            <w:u w:val="single"/>
+          </w:rPr>
+          <w:t>mp3 file</w:t>
+        </w:r>
+      </w:hyperlink>
+      <w:r>
+        <w:rPr>
+          <w:lang w:val="zh_CN" w:bidi="zh_CN"/>
+        </w:rPr>
+        <w:t xml:space="preserve"> (None KB)</w:t>
+      </w:r>
+      <w:r>
+        <w:rPr>
+          <w:lang w:val="zh_CN" w:bidi="zh_CN"/>
+        </w:rPr>
+      </w:r>
+      <w:r>
+        <w:rPr>
+          <w:lang w:val="zh_CN" w:bidi="zh_CN"/>
+        </w:rPr>
+      </w:r>
+    </w:p>
+    <w:p>
+      <w:pPr/>
+      <w:r>
+        <w:rPr>
+          <w:lang w:val="zh_CN" w:bidi="zh_CN"/>
+        </w:rPr>
+      </w:r>
+    </w:p>
+    <w:p>
+      <w:pPr>
+        <w:pStyle w:val="Heading2"/>
+      </w:pPr>
+      <w:r>
+        <w:rPr>
+          <w:lang w:val="zh_CN" w:bidi="zh_CN"/>
+        </w:rPr>
+        <w:t>意、心意、心里、心思、意念、悟性、理智、心地</w:t>
+      </w:r>
+      <w:r>
+        <w:rPr>
+          <w:lang w:val="zh_CN" w:bidi="zh_CN"/>
+        </w:rPr>
+      </w:r>
+    </w:p>
+    <w:p>
+      <w:pPr/>
+      <w:r>
+        <w:rPr>
+          <w:lang w:val="zh_CN" w:bidi="zh_CN"/>
+        </w:rPr>
+      </w:r>
+      <w:r>
+        <w:rPr>
+          <w:b/>
+          <w:lang w:val="zh_CN" w:bidi="zh_CN"/>
+        </w:rPr>
+        <w:t>意</w:t>
+      </w:r>
+      <w:r>
+        <w:rPr>
+          <w:lang w:val="zh_CN" w:bidi="zh_CN"/>
+        </w:rPr>
+        <w:t>是指一个人的思想、理解和智力。 在</w:t>
+      </w:r>
+      <w:hyperlink r:id="rId31">
+        <w:r>
+          <w:rPr>
+            <w:lang w:val="zh_CN" w:bidi="zh_CN"/>
+          </w:rPr>
+          <w:rPr>
+            <w:color w:val="0000EE"/>
+            <w:u w:val="single"/>
+          </w:rPr>
+          <w:t>希伯来文</w:t>
+        </w:r>
+      </w:hyperlink>
+      <w:r>
+        <w:rPr>
+          <w:lang w:val="zh_CN" w:bidi="zh_CN"/>
+        </w:rPr>
+        <w:t>，旧约所使用的语言中，"</w:t>
+      </w:r>
+      <w:hyperlink r:id="rId32">
+        <w:r>
+          <w:rPr>
+            <w:lang w:val="zh_CN" w:bidi="zh_CN"/>
+          </w:rPr>
+          <w:rPr>
+            <w:color w:val="0000EE"/>
+            <w:u w:val="single"/>
+          </w:rPr>
+          <w:t>心</w:t>
+        </w:r>
+      </w:hyperlink>
+      <w:r>
+        <w:rPr>
+          <w:lang w:val="zh_CN" w:bidi="zh_CN"/>
+        </w:rPr>
+        <w:t>"与"意"是同一个词。在</w:t>
+      </w:r>
+      <w:hyperlink r:id="rId33">
+        <w:r>
+          <w:rPr>
+            <w:lang w:val="zh_CN" w:bidi="zh_CN"/>
+          </w:rPr>
+          <w:rPr>
+            <w:color w:val="0000EE"/>
+            <w:u w:val="single"/>
+          </w:rPr>
+          <w:t>希腊文</w:t>
+        </w:r>
+      </w:hyperlink>
+      <w:r>
+        <w:rPr>
+          <w:lang w:val="zh_CN" w:bidi="zh_CN"/>
+        </w:rPr>
+        <w:t>，新约的语言中，意与心略有不同。 在希腊文中，"心"这个词更强调感受，而"意"这个词更强调人的想法、智力和意愿。</w:t>
+      </w:r>
+    </w:p>
+    <w:p>
+      <w:pPr/>
+      <w:r>
+        <w:rPr>
+          <w:lang w:val="zh_CN" w:bidi="zh_CN"/>
+        </w:rPr>
+      </w:r>
+      <w:r>
+        <w:rPr>
+          <w:b/>
+          <w:lang w:val="zh_CN" w:bidi="zh_CN"/>
+        </w:rPr>
+        <w:t>当你翻译"意"时，要注意以下几个事项：</w:t>
+      </w:r>
+    </w:p>
+    <w:p>
+      <w:pPr/>
+      <w:r>
+        <w:rPr>
+          <w:lang w:val="zh_CN" w:bidi="zh_CN"/>
+        </w:rPr>
+      </w:r>
+      <w:r>
+        <w:rPr>
+          <w:lang w:val="zh_CN" w:bidi="zh_CN"/>
+        </w:rPr>
+        <w:t>请注意，你还需要有一个词来表示"心"、"灵魂"和"灵"。意、心、灵魂和灵这些词都与人的内在，不可见的部分有关，但每个词的用法都略有不同。你可能想要听取这些词语中每个词语的解释，然后一起讨论这四个词语。 然后，你就可以决定如何翻译这些词语中的每个词语。 但请记住，在每一段经文中，你都需要重新思考，你是否选择了正确的翻译。</w:t>
+      </w:r>
+    </w:p>
+    <w:p>
+      <w:pPr/>
+      <w:r>
+        <w:rPr>
+          <w:lang w:val="zh_CN" w:bidi="zh_CN"/>
+        </w:rPr>
+      </w:r>
       <w:r>
         <w:rPr>
           <w:lang w:val="zh_CN" w:bidi="zh_CN"/>
@@ -799,12 +1187,18 @@
           <w:lang w:val="zh_CN" w:bidi="zh_CN"/>
         </w:rPr>
       </w:r>
-      <w:r>
-        <w:rPr>
-          <w:lang w:val="zh_CN" w:bidi="zh_CN"/>
-        </w:rPr>
-        <w:t>心</w:t>
-      </w:r>
+      <w:hyperlink r:id="rId32">
+        <w:r>
+          <w:rPr>
+            <w:lang w:val="zh_CN" w:bidi="zh_CN"/>
+          </w:rPr>
+          <w:rPr>
+            <w:color w:val="0000EE"/>
+            <w:u w:val="single"/>
+          </w:rPr>
+          <w:t>心</w:t>
+        </w:r>
+      </w:hyperlink>
       <w:r>
         <w:rPr>
           <w:lang w:val="zh_CN" w:bidi="zh_CN"/>
@@ -848,12 +1242,18 @@
           <w:lang w:val="zh_CN" w:bidi="zh_CN"/>
         </w:rPr>
       </w:r>
-      <w:r>
-        <w:rPr>
-          <w:lang w:val="zh_CN" w:bidi="zh_CN"/>
-        </w:rPr>
-        <w:t>灵魂</w:t>
-      </w:r>
+      <w:hyperlink r:id="rId34">
+        <w:r>
+          <w:rPr>
+            <w:lang w:val="zh_CN" w:bidi="zh_CN"/>
+          </w:rPr>
+          <w:rPr>
+            <w:color w:val="0000EE"/>
+            <w:u w:val="single"/>
+          </w:rPr>
+          <w:t>灵魂</w:t>
+        </w:r>
+      </w:hyperlink>
       <w:r>
         <w:rPr>
           <w:lang w:val="zh_CN" w:bidi="zh_CN"/>
@@ -872,17 +1272,94 @@
           <w:lang w:val="zh_CN" w:bidi="zh_CN"/>
         </w:rPr>
       </w:r>
-      <w:r>
-        <w:rPr>
-          <w:lang w:val="zh_CN" w:bidi="zh_CN"/>
-        </w:rPr>
-        <w:t>灵</w:t>
-      </w:r>
+      <w:hyperlink r:id="rId35">
+        <w:r>
+          <w:rPr>
+            <w:lang w:val="zh_CN" w:bidi="zh_CN"/>
+          </w:rPr>
+          <w:rPr>
+            <w:color w:val="0000EE"/>
+            <w:u w:val="single"/>
+          </w:rPr>
+          <w:t>灵</w:t>
+        </w:r>
+      </w:hyperlink>
       <w:r>
         <w:rPr>
           <w:lang w:val="zh_CN" w:bidi="zh_CN"/>
         </w:rPr>
         <w:t>：灵与灵魂这两个词语非常相似，但是灵更强调与神的关系。</w:t>
+      </w:r>
+      <w:r>
+        <w:rPr>
+          <w:lang w:val="zh_CN" w:bidi="zh_CN"/>
+        </w:rPr>
+      </w:r>
+      <w:r>
+        <w:rPr>
+          <w:lang w:val="zh_CN" w:bidi="zh_CN"/>
+        </w:rPr>
+      </w:r>
+    </w:p>
+    <w:p>
+      <w:pPr/>
+      <w:r>
+        <w:rPr>
+          <w:lang w:val="zh_CN" w:bidi="zh_CN"/>
+        </w:rPr>
+      </w:r>
+    </w:p>
+    <w:p>
+      <w:pPr>
+        <w:pStyle w:val="Heading2"/>
+      </w:pPr>
+      <w:r>
+        <w:rPr>
+          <w:lang w:val="zh_CN" w:bidi="zh_CN"/>
+        </w:rPr>
+        <w:t>意、心意、心里、心思、意念、悟性、理智、心地</w:t>
+      </w:r>
+      <w:r>
+        <w:rPr>
+          <w:lang w:val="zh_CN" w:bidi="zh_CN"/>
+        </w:rPr>
+      </w:r>
+    </w:p>
+    <w:p>
+      <w:pPr>
+        <w:pStyle w:val="Heading4"/>
+      </w:pPr>
+      <w:r>
+        <w:rPr>
+          <w:lang w:val="zh_CN" w:bidi="zh_CN"/>
+        </w:rPr>
+        <w:t>Audio Content</w:t>
+      </w:r>
+    </w:p>
+    <w:p>
+      <w:pPr/>
+      <w:r>
+        <w:rPr>
+          <w:lang w:val="zh_CN" w:bidi="zh_CN"/>
+        </w:rPr>
+      </w:r>
+      <w:hyperlink r:id="rId15">
+        <w:r>
+          <w:rPr>
+            <w:lang w:val="zh_CN" w:bidi="zh_CN"/>
+          </w:rPr>
+          <w:rPr>
+            <w:color w:val="0000EE"/>
+            <w:u w:val="single"/>
+          </w:rPr>
+          <w:t>mp3 file</w:t>
+        </w:r>
+      </w:hyperlink>
+      <w:r>
+        <w:rPr>
+          <w:lang w:val="zh_CN" w:bidi="zh_CN"/>
+        </w:rPr>
+        <w:t xml:space="preserve"> (None KB)</w:t>
       </w:r>
       <w:r>
         <w:rPr>

--- a/zhs/docx/080.content.docx
+++ b/zhs/docx/080.content.docx
@@ -39,80 +39,37 @@
           <w:b/>
           <w:lang w:val="zh_CN" w:bidi="zh_CN"/>
         </w:rPr>
-        <w:t>Familiarization, Internalization, Articulation (Fia) Terms</w:t>
-      </w:r>
-      <w:r>
-        <w:rPr>
-          <w:lang w:val="zh_CN" w:bidi="zh_CN"/>
-        </w:rPr>
-        <w:t xml:space="preserve"> (Chinese (Simplified)) is based on: </w:t>
-      </w:r>
-      <w:r>
-        <w:rPr>
-          <w:lang w:val="zh_CN" w:bidi="zh_CN"/>
-        </w:rPr>
-        <w:t>Familiarization, Internalization, Articulation (Fia) Terms</w:t>
-      </w:r>
-      <w:r>
-        <w:rPr>
-          <w:lang w:val="zh_CN" w:bidi="zh_CN"/>
-        </w:rPr>
-        <w:t xml:space="preserve">, </w:t>
-      </w:r>
-      <w:hyperlink r:id="rId13">
-        <w:r>
-          <w:rPr>
-            <w:lang w:val="zh_CN" w:bidi="zh_CN"/>
-          </w:rPr>
-          <w:rPr>
-            <w:color w:val="0000EE"/>
-            <w:u w:val="single"/>
-          </w:rPr>
-          <w:t>SRV Partners</w:t>
-        </w:r>
-      </w:hyperlink>
-      <w:r>
-        <w:rPr>
-          <w:lang w:val="zh_CN" w:bidi="zh_CN"/>
-        </w:rPr>
-        <w:t xml:space="preserve">, 2023, which is licensed under a </w:t>
-      </w:r>
-      <w:hyperlink r:id="rId14">
-        <w:r>
-          <w:rPr>
-            <w:lang w:val="zh_CN" w:bidi="zh_CN"/>
-          </w:rPr>
-          <w:rPr>
-            <w:color w:val="0000EE"/>
-            <w:u w:val="single"/>
-          </w:rPr>
-          <w:t>CC BY-SA 4.0 license</w:t>
-        </w:r>
-      </w:hyperlink>
-      <w:r>
-        <w:rPr>
-          <w:lang w:val="zh_CN" w:bidi="zh_CN"/>
-        </w:rPr>
-        <w:t>.</w:t>
-      </w:r>
-      <w:r>
-        <w:rPr>
-          <w:lang w:val="zh_CN" w:bidi="zh_CN"/>
-        </w:rPr>
-      </w:r>
-    </w:p>
-    <w:p>
-      <w:pPr/>
-      <w:r>
-        <w:rPr>
-          <w:lang w:val="zh_CN" w:bidi="zh_CN"/>
-        </w:rPr>
-      </w:r>
-      <w:r>
-        <w:rPr>
-          <w:lang w:val="zh_CN" w:bidi="zh_CN"/>
-        </w:rPr>
-        <w:t>This PDF version is provided under the same license.</w:t>
+        <w:t>Familiarization, Internalization, Articulation (FIA) Key Terms</w:t>
+      </w:r>
+      <w:r>
+        <w:rPr>
+          <w:lang w:val="zh_CN" w:bidi="zh_CN"/>
+        </w:rPr>
+        <w:t xml:space="preserve"> © 2023 SRV Partners Released under CC BY-SA 4.0 license. </w:t>
+      </w:r>
+      <w:r>
+        <w:rPr>
+          <w:lang w:val="zh_CN" w:bidi="zh_CN"/>
+        </w:rPr>
+        <w:t>Familiarization, Internalization, Articulation (FIA) Key Terms</w:t>
+      </w:r>
+      <w:r>
+        <w:rPr>
+          <w:lang w:val="zh_CN" w:bidi="zh_CN"/>
+        </w:rPr>
+        <w:t xml:space="preserve"> has been adapted in the following languages Tok Pisin, عربي, Français, हिंदी, Bahasa Indonesia, Português, Русский, Español, Kiswahili, 简体中文 from </w:t>
+      </w:r>
+      <w:r>
+        <w:rPr>
+          <w:lang w:val="zh_CN" w:bidi="zh_CN"/>
+        </w:rPr>
+        <w:t>Familiarization, Internalization, Articulation (FIA)</w:t>
+      </w:r>
+      <w:r>
+        <w:rPr>
+          <w:lang w:val="zh_CN" w:bidi="zh_CN"/>
+        </w:rPr>
+        <w:t xml:space="preserve"> © 2023 SRV Partners. Released under CC BY-SA 4.0 license by Mission Mutual</w:t>
       </w:r>
       <w:r>
         <w:rPr>
@@ -320,7 +277,7 @@
           <w:lang w:val="zh_CN" w:bidi="zh_CN"/>
         </w:rPr>
       </w:r>
-      <w:hyperlink r:id="rId15">
+      <w:hyperlink r:id="rId13">
         <w:r>
           <w:rPr>
             <w:lang w:val="zh_CN" w:bidi="zh_CN"/>
@@ -393,7 +350,7 @@
         </w:rPr>
         <w:t>是一位重要的</w:t>
       </w:r>
-      <w:hyperlink r:id="rId16">
+      <w:hyperlink r:id="rId14">
         <w:r>
           <w:rPr>
             <w:lang w:val="zh_CN" w:bidi="zh_CN"/>
@@ -425,7 +382,7 @@
         </w:rPr>
         <w:t>以利亚生活在</w:t>
       </w:r>
-      <w:hyperlink r:id="rId17">
+      <w:hyperlink r:id="rId15">
         <w:r>
           <w:rPr>
             <w:lang w:val="zh_CN" w:bidi="zh_CN"/>
@@ -443,7 +400,7 @@
         </w:rPr>
         <w:t>被一些不顺服神的</w:t>
       </w:r>
-      <w:hyperlink r:id="rId18">
+      <w:hyperlink r:id="rId16">
         <w:r>
           <w:rPr>
             <w:lang w:val="zh_CN" w:bidi="zh_CN"/>
@@ -461,7 +418,7 @@
         </w:rPr>
         <w:t>统治的时代，这些王带领以色列人远离神。人们开始</w:t>
       </w:r>
-      <w:hyperlink r:id="rId19">
+      <w:hyperlink r:id="rId17">
         <w:r>
           <w:rPr>
             <w:lang w:val="zh_CN" w:bidi="zh_CN"/>
@@ -479,7 +436,7 @@
         </w:rPr>
         <w:t>假的</w:t>
       </w:r>
-      <w:hyperlink r:id="rId20">
+      <w:hyperlink r:id="rId18">
         <w:r>
           <w:rPr>
             <w:lang w:val="zh_CN" w:bidi="zh_CN"/>
@@ -538,7 +495,7 @@
         </w:rPr>
         <w:t>在他生命的最后，以利亚用他的</w:t>
       </w:r>
-      <w:hyperlink r:id="rId21">
+      <w:hyperlink r:id="rId19">
         <w:r>
           <w:rPr>
             <w:lang w:val="zh_CN" w:bidi="zh_CN"/>
@@ -556,7 +513,7 @@
         </w:rPr>
         <w:t>将</w:t>
       </w:r>
-      <w:hyperlink r:id="rId22">
+      <w:hyperlink r:id="rId20">
         <w:r>
           <w:rPr>
             <w:lang w:val="zh_CN" w:bidi="zh_CN"/>
@@ -574,7 +531,7 @@
         </w:rPr>
         <w:t>的水分开，并从水中走过，到对岸去。这个</w:t>
       </w:r>
-      <w:hyperlink r:id="rId23">
+      <w:hyperlink r:id="rId21">
         <w:r>
           <w:rPr>
             <w:lang w:val="zh_CN" w:bidi="zh_CN"/>
@@ -606,7 +563,7 @@
         </w:rPr>
         <w:t>以利亚没有像其他人一样死去。神用战车将以利亚带到</w:t>
       </w:r>
-      <w:hyperlink r:id="rId24">
+      <w:hyperlink r:id="rId22">
         <w:r>
           <w:rPr>
             <w:lang w:val="zh_CN" w:bidi="zh_CN"/>
@@ -638,7 +595,7 @@
         </w:rPr>
         <w:t>先知玛拉基的书写于以利亚死后数百年，神在这卷书中对以色列人说，在神回来审判整个世界之前，神会差遣先知以利亚。这意味着神会差遣另一位像以利亚一样的先知。这个新以利亚会使以色列人</w:t>
       </w:r>
-      <w:hyperlink r:id="rId25">
+      <w:hyperlink r:id="rId23">
         <w:r>
           <w:rPr>
             <w:lang w:val="zh_CN" w:bidi="zh_CN"/>
@@ -656,7 +613,7 @@
         </w:rPr>
         <w:t>，这样他们就会预备好接受神。耶稣后来向他的</w:t>
       </w:r>
-      <w:hyperlink r:id="rId26">
+      <w:hyperlink r:id="rId24">
         <w:r>
           <w:rPr>
             <w:lang w:val="zh_CN" w:bidi="zh_CN"/>
@@ -674,7 +631,7 @@
         </w:rPr>
         <w:t>解释，</w:t>
       </w:r>
-      <w:hyperlink r:id="rId27">
+      <w:hyperlink r:id="rId25">
         <w:r>
           <w:rPr>
             <w:lang w:val="zh_CN" w:bidi="zh_CN"/>
@@ -745,7 +702,7 @@
           <w:lang w:val="zh_CN" w:bidi="zh_CN"/>
         </w:rPr>
       </w:r>
-      <w:hyperlink r:id="rId15">
+      <w:hyperlink r:id="rId13">
         <w:r>
           <w:rPr>
             <w:lang w:val="zh_CN" w:bidi="zh_CN"/>
@@ -818,7 +775,7 @@
         </w:rPr>
         <w:t>是一位</w:t>
       </w:r>
-      <w:hyperlink r:id="rId16">
+      <w:hyperlink r:id="rId14">
         <w:r>
           <w:rPr>
             <w:lang w:val="zh_CN" w:bidi="zh_CN"/>
@@ -850,7 +807,7 @@
         </w:rPr>
         <w:t>在以赛亚活着的时候，</w:t>
       </w:r>
-      <w:hyperlink r:id="rId17">
+      <w:hyperlink r:id="rId15">
         <w:r>
           <w:rPr>
             <w:lang w:val="zh_CN" w:bidi="zh_CN"/>
@@ -862,7 +819,7 @@
           <w:t>以色列</w:t>
         </w:r>
       </w:hyperlink>
-      <w:hyperlink r:id="rId28">
+      <w:hyperlink r:id="rId26">
         <w:r>
           <w:rPr>
             <w:lang w:val="zh_CN" w:bidi="zh_CN"/>
@@ -880,7 +837,7 @@
         </w:rPr>
         <w:t>被分裂为两部分。 北部被称为以色列，南部被称为</w:t>
       </w:r>
-      <w:hyperlink r:id="rId29">
+      <w:hyperlink r:id="rId27">
         <w:r>
           <w:rPr>
             <w:lang w:val="zh_CN" w:bidi="zh_CN"/>
@@ -898,7 +855,7 @@
         </w:rPr>
         <w:t>。 以赛亚特别向犹大人传递了他的信息。 许多犹大人</w:t>
       </w:r>
-      <w:hyperlink r:id="rId19">
+      <w:hyperlink r:id="rId17">
         <w:r>
           <w:rPr>
             <w:lang w:val="zh_CN" w:bidi="zh_CN"/>
@@ -916,7 +873,7 @@
         </w:rPr>
         <w:t>假</w:t>
       </w:r>
-      <w:hyperlink r:id="rId30">
+      <w:hyperlink r:id="rId28">
         <w:r>
           <w:rPr>
             <w:lang w:val="zh_CN" w:bidi="zh_CN"/>
@@ -934,7 +891,7 @@
         </w:rPr>
         <w:t>，不遵守神赐给他们的良善的律法。 以赛亚一次又一次警告百姓，他们应该</w:t>
       </w:r>
-      <w:hyperlink r:id="rId25">
+      <w:hyperlink r:id="rId23">
         <w:r>
           <w:rPr>
             <w:lang w:val="zh_CN" w:bidi="zh_CN"/>
@@ -1005,7 +962,7 @@
           <w:lang w:val="zh_CN" w:bidi="zh_CN"/>
         </w:rPr>
       </w:r>
-      <w:hyperlink r:id="rId15">
+      <w:hyperlink r:id="rId13">
         <w:r>
           <w:rPr>
             <w:lang w:val="zh_CN" w:bidi="zh_CN"/>
@@ -1078,7 +1035,7 @@
         </w:rPr>
         <w:t>是指一个人的思想、理解和智力。 在</w:t>
       </w:r>
-      <w:hyperlink r:id="rId31">
+      <w:hyperlink r:id="rId29">
         <w:r>
           <w:rPr>
             <w:lang w:val="zh_CN" w:bidi="zh_CN"/>
@@ -1096,7 +1053,7 @@
         </w:rPr>
         <w:t>，旧约所使用的语言中，"</w:t>
       </w:r>
-      <w:hyperlink r:id="rId32">
+      <w:hyperlink r:id="rId30">
         <w:r>
           <w:rPr>
             <w:lang w:val="zh_CN" w:bidi="zh_CN"/>
@@ -1114,7 +1071,7 @@
         </w:rPr>
         <w:t>"与"意"是同一个词。在</w:t>
       </w:r>
-      <w:hyperlink r:id="rId33">
+      <w:hyperlink r:id="rId31">
         <w:r>
           <w:rPr>
             <w:lang w:val="zh_CN" w:bidi="zh_CN"/>
@@ -1187,7 +1144,7 @@
           <w:lang w:val="zh_CN" w:bidi="zh_CN"/>
         </w:rPr>
       </w:r>
-      <w:hyperlink r:id="rId32">
+      <w:hyperlink r:id="rId30">
         <w:r>
           <w:rPr>
             <w:lang w:val="zh_CN" w:bidi="zh_CN"/>
@@ -1242,7 +1199,7 @@
           <w:lang w:val="zh_CN" w:bidi="zh_CN"/>
         </w:rPr>
       </w:r>
-      <w:hyperlink r:id="rId34">
+      <w:hyperlink r:id="rId32">
         <w:r>
           <w:rPr>
             <w:lang w:val="zh_CN" w:bidi="zh_CN"/>
@@ -1272,7 +1229,7 @@
           <w:lang w:val="zh_CN" w:bidi="zh_CN"/>
         </w:rPr>
       </w:r>
-      <w:hyperlink r:id="rId35">
+      <w:hyperlink r:id="rId33">
         <w:r>
           <w:rPr>
             <w:lang w:val="zh_CN" w:bidi="zh_CN"/>
@@ -1343,7 +1300,7 @@
           <w:lang w:val="zh_CN" w:bidi="zh_CN"/>
         </w:rPr>
       </w:r>
-      <w:hyperlink r:id="rId15">
+      <w:hyperlink r:id="rId13">
         <w:r>
           <w:rPr>
             <w:lang w:val="zh_CN" w:bidi="zh_CN"/>

--- a/zhs/docx/080.content.docx
+++ b/zhs/docx/080.content.docx
@@ -45,7 +45,7 @@
         <w:rPr>
           <w:lang w:val="zh_CN" w:bidi="zh_CN"/>
         </w:rPr>
-        <w:t xml:space="preserve"> © 2023 SRV Partners Released under CC BY-SA 4.0 license. </w:t>
+        <w:t xml:space="preserve"> © 2025 Word Collective Released under CC BY-SA 4.0 license. </w:t>
       </w:r>
       <w:r>
         <w:rPr>
@@ -69,7 +69,7 @@
         <w:rPr>
           <w:lang w:val="zh_CN" w:bidi="zh_CN"/>
         </w:rPr>
-        <w:t xml:space="preserve"> © 2023 SRV Partners. Released under CC BY-SA 4.0 license by Mission Mutual</w:t>
+        <w:t xml:space="preserve"> © 2025 Word Collective. Released under CC BY-SA 4.0 license by Mission Mutual</w:t>
       </w:r>
       <w:r>
         <w:rPr>
